--- a/결과물/출고_20260928/혼공독해교재_공통영어2_YBM(박)_1과_04_실전모의.docx
+++ b/결과물/출고_20260928/혼공독해교재_공통영어2_YBM(박)_1과_04_실전모의.docx
@@ -111,7 +111,7 @@
               <w:b w:val="0"/>
               <w:bCs w:val="0"/>
             </w:rPr>
-            <w:t xml:space="preserve">Most fake news is created by ordinary people who share stories by mistake.</w:t>
+            <w:t xml:space="preserve">Fake news spreads mainly because people share it by mistake, not on purpose.</w:t>
           </w:r>
         </w:p>
         <w:p>
@@ -225,7 +225,7 @@
               <w:b w:val="0"/>
               <w:bCs w:val="0"/>
             </w:rPr>
-            <w:t xml:space="preserve">Earthquakes cause far more confusion than any kind of false information.</w:t>
+            <w:t xml:space="preserve">After an earthquake, thousands of Ambon residents spent two weeks away from their homes.</w:t>
           </w:r>
         </w:p>
         <w:p>
@@ -2442,7 +2442,7 @@
               <w:b w:val="0"/>
               <w:bCs w:val="0"/>
             </w:rPr>
-            <w:t xml:space="preserve">How to Write News That Gets More Clicks</w:t>
+            <w:t xml:space="preserve">Check Your Biases: The One Rule for Reading News</w:t>
           </w:r>
         </w:p>
         <w:p>
@@ -2608,7 +2608,7 @@
               <w:b w:val="0"/>
               <w:bCs w:val="0"/>
             </w:rPr>
-            <w:t xml:space="preserve">quickly …… popular</w:t>
+            <w:t xml:space="preserve">critically …… popular</w:t>
           </w:r>
         </w:p>
         <w:p>
@@ -2646,7 +2646,7 @@
               <w:b w:val="0"/>
               <w:bCs w:val="0"/>
             </w:rPr>
-            <w:t xml:space="preserve">critically …… popular</w:t>
+            <w:t xml:space="preserve">objectively …… familiar</w:t>
           </w:r>
         </w:p>
         <w:p>
@@ -2760,7 +2760,7 @@
               <w:b w:val="0"/>
               <w:bCs w:val="0"/>
             </w:rPr>
-            <w:t xml:space="preserve">emotionally …… famous</w:t>
+            <w:t xml:space="preserve">emotionally …… trustworthy</w:t>
           </w:r>
         </w:p>
         <w:p>
